--- a/3_Para_el_jurado/Propuesta_Tigo_Predice.docx
+++ b/3_Para_el_jurado/Propuesta_Tigo_Predice.docx
@@ -79,7 +79,7 @@
       </w:tblGrid>
       <w:tr>
         <w:trPr>
-          <w:tblHeader w:val="off"/>
+          <w:tblHeader w:val="false"/>
         </w:trPr>
         <w:tc>
           <w:tcPr>
@@ -143,7 +143,7 @@
       </w:tr>
       <w:tr>
         <w:trPr>
-          <w:tblHeader w:val="off"/>
+          <w:tblHeader w:val="false"/>
         </w:trPr>
         <w:tc>
           <w:tcPr>
@@ -200,6 +200,7 @@
                 <w:sz w:val="22"/>
                 <w:szCs w:val="22"/>
                 <w:highlight w:val="yellow"/>
+                <w:highlightCs w:val="yellow"/>
               </w:rPr>
               <w:t xml:space="preserve">[Nombre completo] · [Área] · [Correo] · [Extensión]</w:t>
             </w:r>
@@ -208,7 +209,7 @@
       </w:tr>
       <w:tr>
         <w:trPr>
-          <w:tblHeader w:val="off"/>
+          <w:tblHeader w:val="false"/>
         </w:trPr>
         <w:tc>
           <w:tcPr>
@@ -272,7 +273,7 @@
       </w:tr>
       <w:tr>
         <w:trPr>
-          <w:tblHeader w:val="off"/>
+          <w:tblHeader w:val="false"/>
         </w:trPr>
         <w:tc>
           <w:tcPr>
@@ -336,7 +337,7 @@
       </w:tr>
       <w:tr>
         <w:trPr>
-          <w:tblHeader w:val="off"/>
+          <w:tblHeader w:val="false"/>
         </w:trPr>
         <w:tc>
           <w:tcPr>
@@ -400,7 +401,7 @@
       </w:tr>
       <w:tr>
         <w:trPr>
-          <w:tblHeader w:val="off"/>
+          <w:tblHeader w:val="false"/>
         </w:trPr>
         <w:tc>
           <w:tcPr>
@@ -469,7 +470,7 @@
         <w:pBdr>
           <w:bottom w:val="single" w:color="00A3CC" w:sz="6" w:space="2"/>
         </w:pBdr>
-        <w:spacing w:after="110" w:before="260"/>
+        <w:spacing w:before="260" w:after="110"/>
       </w:pPr>
       <w:r>
         <w:rPr>
@@ -509,7 +510,7 @@
           <w:sz w:val="22"/>
           <w:szCs w:val="22"/>
         </w:rPr>
-        <w:t xml:space="preserve">los problemas de internet se ven en la telemetría del módem días antes de que el cliente los sufra (señal que baja, WiFi saturado, reinicios), pero hoy solo se miran cuando cruzan un umbral. El cliente llama, espera y se agenda un técnico, aunque 3 de cada 10 visitas son evitables (supuesto a validar con los códigos de cierre).</w:t>
+        <w:t xml:space="preserve">los problemas de internet se ven en la telemetría del módem días antes de que el cliente los sufra (señal que baja, WiFi saturado, reinicios), pero hoy solo se miran cuando cruzan un umbral. El cliente llama, espera y se agenda un técnico, aunque 1 de cada 4 visitas es evitable (supuesto a validar con los códigos de cierre; la industria reporta 17–20 % «sin falla encontrada»).</w:t>
       </w:r>
     </w:p>
     <w:p>
@@ -547,7 +548,7 @@
         <w:pBdr>
           <w:bottom w:val="single" w:color="00A3CC" w:sz="6" w:space="2"/>
         </w:pBdr>
-        <w:spacing w:after="110" w:before="260"/>
+        <w:spacing w:before="260" w:after="110"/>
       </w:pPr>
       <w:r>
         <w:rPr>
@@ -632,7 +633,7 @@
     </w:p>
     <w:p>
       <w:pPr>
-        <w:spacing w:after="60" w:before="120"/>
+        <w:spacing w:before="120" w:after="60"/>
         <w:jc w:val="center"/>
       </w:pPr>
       <w:r>
@@ -654,7 +655,7 @@
                     </pic:cNvPicPr>
                   </pic:nvPicPr>
                   <pic:blipFill>
-                    <a:blip r:embed="rId8" cstate="none"/>
+                    <a:blip r:embed="rId7" cstate="none"/>
                     <a:srcRect/>
                     <a:stretch>
                       <a:fillRect/>
@@ -690,7 +691,7 @@
           <w:sz w:val="18"/>
           <w:szCs w:val="18"/>
         </w:rPr>
-        <w:t xml:space="preserve">Demo «Hogar en vivo»: la IA marca el hogar el 28/09 (la regla de umbrales recién el 03/10 y el cliente habría llamado el 02/10), explica por qué y se corrige a distancia: visita evitada, L 1,270 de ahorro por L 0.31. Datos simulados.</w:t>
+        <w:t xml:space="preserve">Demo «Hogar en vivo»: la IA marca el hogar el 28/09 (la regla de umbrales recién el 03/10 y el cliente habría llamado el 02/10), explica por qué y se corrige a distancia: visita evitada, L 780 de ahorro por L 0.31. Datos simulados.</w:t>
       </w:r>
     </w:p>
     <w:p>
@@ -699,7 +700,7 @@
         <w:pBdr>
           <w:bottom w:val="single" w:color="00A3CC" w:sz="6" w:space="2"/>
         </w:pBdr>
-        <w:spacing w:after="110" w:before="260"/>
+        <w:spacing w:before="260" w:after="110"/>
       </w:pPr>
       <w:r>
         <w:rPr>
@@ -831,7 +832,7 @@
         <w:pBdr>
           <w:bottom w:val="single" w:color="00A3CC" w:sz="6" w:space="2"/>
         </w:pBdr>
-        <w:spacing w:after="110" w:before="260"/>
+        <w:spacing w:before="260" w:after="110"/>
       </w:pPr>
       <w:r>
         <w:rPr>
@@ -962,7 +963,7 @@
       </w:tr>
       <w:tr>
         <w:trPr>
-          <w:tblHeader w:val="off"/>
+          <w:tblHeader w:val="false"/>
         </w:trPr>
         <w:tc>
           <w:tcPr>
@@ -1059,7 +1060,7 @@
         <w:pBdr>
           <w:bottom w:val="single" w:color="00A3CC" w:sz="6" w:space="2"/>
         </w:pBdr>
-        <w:spacing w:after="110" w:before="260"/>
+        <w:spacing w:before="260" w:after="110"/>
       </w:pPr>
       <w:r>
         <w:rPr>
@@ -1086,15 +1087,15 @@
           <w:sz w:val="22"/>
           <w:szCs w:val="22"/>
         </w:rPr>
-        <w:t xml:space="preserve">Neto del año 1 (Hogar + Móvil, base): L 10 M</w:t>
-      </w:r>
-      <w:r>
-        <w:rPr>
-          <w:rFonts w:ascii="Calibri" w:cs="Calibri" w:eastAsia="Calibri" w:hAnsi="Calibri"/>
-          <w:sz w:val="22"/>
-          <w:szCs w:val="22"/>
-        </w:rPr>
-        <w:t xml:space="preserve">, rango −L 23 mil a L 25 M. Hogar se paga con solo 9 % menos visitas evitables en los hogares marcados; Móvil, con solo 9 % menos llamadas.</w:t>
+        <w:t xml:space="preserve">Neto del año 1 (Hogar + Móvil, base): L 4.3 M</w:t>
+      </w:r>
+      <w:r>
+        <w:rPr>
+          <w:rFonts w:ascii="Calibri" w:cs="Calibri" w:eastAsia="Calibri" w:hAnsi="Calibri"/>
+          <w:sz w:val="22"/>
+          <w:szCs w:val="22"/>
+        </w:rPr>
+        <w:t xml:space="preserve">, rango −L 3 M a L 14 M. Hogar se paga con solo 22 % menos visitas evitables en los hogares marcados; Móvil, con solo 12 % menos llamadas.</w:t>
       </w:r>
     </w:p>
     <w:tbl>
@@ -1214,7 +1215,7 @@
       </w:tr>
       <w:tr>
         <w:trPr>
-          <w:tblHeader w:val="off"/>
+          <w:tblHeader w:val="false"/>
         </w:trPr>
         <w:tc>
           <w:tcPr>
@@ -1270,7 +1271,7 @@
                 <w:sz w:val="20"/>
                 <w:szCs w:val="20"/>
               </w:rPr>
-              <w:t xml:space="preserve">L 5.4 M</w:t>
+              <w:t xml:space="preserve">L 1.3 M</w:t>
             </w:r>
           </w:p>
         </w:tc>
@@ -1299,14 +1300,14 @@
                 <w:sz w:val="20"/>
                 <w:szCs w:val="20"/>
               </w:rPr>
-              <w:t xml:space="preserve">L 1.5 M a L 10 M</w:t>
+              <w:t xml:space="preserve">−L 630 mil a L 3.4 M</w:t>
             </w:r>
           </w:p>
         </w:tc>
       </w:tr>
       <w:tr>
         <w:trPr>
-          <w:tblHeader w:val="off"/>
+          <w:tblHeader w:val="false"/>
         </w:trPr>
         <w:tc>
           <w:tcPr>
@@ -1362,7 +1363,7 @@
                 <w:sz w:val="20"/>
                 <w:szCs w:val="20"/>
               </w:rPr>
-              <w:t xml:space="preserve">5,200</w:t>
+              <w:t xml:space="preserve">3,300</w:t>
             </w:r>
           </w:p>
         </w:tc>
@@ -1391,14 +1392,14 @@
                 <w:sz w:val="20"/>
                 <w:szCs w:val="20"/>
               </w:rPr>
-              <w:t xml:space="preserve">2,700 a 8,500 · solo 6 % del total de visitas</w:t>
+              <w:t xml:space="preserve">1,700 a 5,400 · solo 5 % del total de visitas</w:t>
             </w:r>
           </w:p>
         </w:tc>
       </w:tr>
       <w:tr>
         <w:trPr>
-          <w:tblHeader w:val="off"/>
+          <w:tblHeader w:val="false"/>
         </w:trPr>
         <w:tc>
           <w:tcPr>
@@ -1454,7 +1455,7 @@
                 <w:sz w:val="20"/>
                 <w:szCs w:val="20"/>
               </w:rPr>
-              <w:t xml:space="preserve">L 5.1 M</w:t>
+              <w:t xml:space="preserve">L 3 M</w:t>
             </w:r>
           </w:p>
         </w:tc>
@@ -1483,14 +1484,14 @@
                 <w:sz w:val="20"/>
                 <w:szCs w:val="20"/>
               </w:rPr>
-              <w:t xml:space="preserve">−L 1.5 M a L 15 M</w:t>
+              <w:t xml:space="preserve">−L 2.3 M a L 11 M</w:t>
             </w:r>
           </w:p>
         </w:tc>
       </w:tr>
       <w:tr>
         <w:trPr>
-          <w:tblHeader w:val="off"/>
+          <w:tblHeader w:val="false"/>
         </w:trPr>
         <w:tc>
           <w:tcPr>
@@ -1582,7 +1583,7 @@
       </w:tr>
       <w:tr>
         <w:trPr>
-          <w:tblHeader w:val="off"/>
+          <w:tblHeader w:val="false"/>
         </w:trPr>
         <w:tc>
           <w:tcPr>
@@ -1638,7 +1639,7 @@
                 <w:sz w:val="20"/>
                 <w:szCs w:val="20"/>
               </w:rPr>
-              <w:t xml:space="preserve">L 12 M</w:t>
+              <w:t xml:space="preserve">L 6 M</w:t>
             </w:r>
           </w:p>
         </w:tc>
@@ -1674,7 +1675,7 @@
       </w:tr>
       <w:tr>
         <w:trPr>
-          <w:tblHeader w:val="off"/>
+          <w:tblHeader w:val="false"/>
         </w:trPr>
         <w:tc>
           <w:tcPr>
@@ -1730,7 +1731,7 @@
                 <w:sz w:val="20"/>
                 <w:szCs w:val="20"/>
               </w:rPr>
-              <w:t xml:space="preserve">L 16 M / L 3.6 M</w:t>
+              <w:t xml:space="preserve">L 9.6 M / L 3.6 M</w:t>
             </w:r>
           </w:p>
         </w:tc>
@@ -1766,7 +1767,7 @@
       </w:tr>
       <w:tr>
         <w:trPr>
-          <w:tblHeader w:val="off"/>
+          <w:tblHeader w:val="false"/>
         </w:trPr>
         <w:tc>
           <w:tcPr>
@@ -1868,7 +1869,7 @@
           <w:sz w:val="18"/>
           <w:szCs w:val="18"/>
         </w:rPr>
-        <w:t xml:space="preserve">Supuestos clave: visita técnica L 1,100, llamada L 85, 7,500 visitas al mes en 175,000 hogares. Se reemplazan con datos de Tigo en «Pon tus números».</w:t>
+        <w:t xml:space="preserve">Supuestos clave: visita técnica L 650, llamada L 65, 5,700 visitas al mes en 191,000 hogares. Se reemplazan con datos de Tigo en «Pon tus números».</w:t>
       </w:r>
     </w:p>
     <w:p>
@@ -1877,7 +1878,7 @@
         <w:pBdr>
           <w:bottom w:val="single" w:color="00A3CC" w:sz="6" w:space="2"/>
         </w:pBdr>
-        <w:spacing w:after="110" w:before="260"/>
+        <w:spacing w:before="260" w:after="110"/>
       </w:pPr>
       <w:r>
         <w:rPr>
@@ -1903,7 +1904,7 @@
           <w:sz w:val="22"/>
           <w:szCs w:val="22"/>
         </w:rPr>
-        <w:t xml:space="preserve">Inversión del piloto (ambos frentes): L 770 mil (≈ US$ 28 mil), rango L 470 mil a L 1.2 M. </w:t>
+        <w:t xml:space="preserve">Inversión del piloto (ambos frentes): L 770 mil (≈ US$ 28 mil), rango L 480 mil a L 1.2 M. </w:t>
       </w:r>
       <w:r>
         <w:rPr>
@@ -2008,7 +2009,7 @@
           <w:sz w:val="22"/>
           <w:szCs w:val="22"/>
         </w:rPr>
-        <w:t xml:space="preserve">si las llamadas bajan ≥ 10 %, significativo y con opt-out &lt; 2 %. </w:t>
+        <w:t xml:space="preserve">si las llamadas bajan ≥ 12 % (su punto de equilibrio), significativo y con opt-out &lt; 2 %. </w:t>
       </w:r>
       <w:r>
         <w:rPr>
@@ -2052,7 +2053,7 @@
           <w:sz w:val="22"/>
           <w:szCs w:val="22"/>
         </w:rPr>
-        <w:t xml:space="preserve">Hogar −19 % de visitas (IC 95 % 12 % a 25 %) y −56 % de llamadas técnicas; Móvil −15 % de llamadas (IC 95 % 12 % a 19 %).</w:t>
+        <w:t xml:space="preserve">Hogar −19 % de visitas (IC 95 % 12 % a 25 %) y −56 % de llamadas técnicas; Móvil −16 % de llamadas (IC 95 % 12 % a 19 %).</w:t>
       </w:r>
     </w:p>
     <w:p>
@@ -2061,7 +2062,7 @@
         <w:pBdr>
           <w:bottom w:val="single" w:color="00A3CC" w:sz="6" w:space="2"/>
         </w:pBdr>
-        <w:spacing w:after="110" w:before="260"/>
+        <w:spacing w:before="260" w:after="110"/>
       </w:pPr>
       <w:r>
         <w:rPr>
@@ -2193,7 +2194,7 @@
         <w:pBdr>
           <w:bottom w:val="single" w:color="00A3CC" w:sz="6" w:space="2"/>
         </w:pBdr>
-        <w:spacing w:after="110" w:before="260"/>
+        <w:spacing w:before="260" w:after="110"/>
       </w:pPr>
       <w:r>
         <w:rPr>
@@ -2325,7 +2326,7 @@
         <w:pBdr>
           <w:bottom w:val="single" w:color="00A3CC" w:sz="6" w:space="2"/>
         </w:pBdr>
-        <w:spacing w:after="110" w:before="260"/>
+        <w:spacing w:before="260" w:after="110"/>
       </w:pPr>
       <w:r>
         <w:rPr>
@@ -2424,7 +2425,7 @@
       </w:tr>
       <w:tr>
         <w:trPr>
-          <w:tblHeader w:val="off"/>
+          <w:tblHeader w:val="false"/>
         </w:trPr>
         <w:tc>
           <w:tcPr>
@@ -2487,7 +2488,7 @@
       </w:tr>
       <w:tr>
         <w:trPr>
-          <w:tblHeader w:val="off"/>
+          <w:tblHeader w:val="false"/>
         </w:trPr>
         <w:tc>
           <w:tcPr>
@@ -2550,7 +2551,7 @@
       </w:tr>
       <w:tr>
         <w:trPr>
-          <w:tblHeader w:val="off"/>
+          <w:tblHeader w:val="false"/>
         </w:trPr>
         <w:tc>
           <w:tcPr>
@@ -2613,7 +2614,7 @@
       </w:tr>
       <w:tr>
         <w:trPr>
-          <w:tblHeader w:val="off"/>
+          <w:tblHeader w:val="false"/>
         </w:trPr>
         <w:tc>
           <w:tcPr>
@@ -2676,7 +2677,7 @@
       </w:tr>
       <w:tr>
         <w:trPr>
-          <w:tblHeader w:val="off"/>
+          <w:tblHeader w:val="false"/>
         </w:trPr>
         <w:tc>
           <w:tcPr>
@@ -2749,41 +2750,8 @@
 </w:document>
 </file>
 
-<file path=word/endnotes.xml><?xml version="1.0" encoding="utf-8"?>
-<w:endnotes xmlns:wpc="http://schemas.microsoft.com/office/word/2010/wordprocessingCanvas" xmlns:mc="http://schemas.openxmlformats.org/markup-compatibility/2006" xmlns:o="urn:schemas-microsoft-com:office:office" xmlns:r="http://schemas.openxmlformats.org/officeDocument/2006/relationships" xmlns:m="http://schemas.openxmlformats.org/officeDocument/2006/math" xmlns:v="urn:schemas-microsoft-com:vml" xmlns:wp14="http://schemas.microsoft.com/office/word/2010/wordprocessingDrawing" xmlns:wp="http://schemas.openxmlformats.org/drawingml/2006/wordprocessingDrawing" xmlns:w10="urn:schemas-microsoft-com:office:word" xmlns:w="http://schemas.openxmlformats.org/wordprocessingml/2006/main" xmlns:w14="http://schemas.microsoft.com/office/word/2010/wordml" xmlns:w15="http://schemas.microsoft.com/office/word/2012/wordml" xmlns:wpg="http://schemas.microsoft.com/office/word/2010/wordprocessingGroup" xmlns:wpi="http://schemas.microsoft.com/office/word/2010/wordprocessingInk" xmlns:wne="http://schemas.microsoft.com/office/word/2006/wordml" xmlns:wps="http://schemas.microsoft.com/office/word/2010/wordprocessingShape" mc:Ignorable="w14 w15 wp14">
-  <w:endnote w:type="separator" w:id="-1">
-    <w:p>
-      <w:pPr>
-        <w:spacing w:after="0" w:line="240" w:lineRule="auto"/>
-      </w:pPr>
-      <w:r>
-        <w:rPr>
-          <w:rStyle w:val="EndnoteReference"/>
-        </w:rPr>
-        <w:endnoteRef/>
-      </w:r>
-      <w:r>
-        <w:separator/>
-      </w:r>
-    </w:p>
-  </w:endnote>
-  <w:endnote w:type="continuationSeparator" w:id="0">
-    <w:p>
-      <w:pPr>
-        <w:spacing w:after="0" w:line="240" w:lineRule="auto"/>
-      </w:pPr>
-      <w:r>
-        <w:rPr>
-          <w:rStyle w:val="EndnoteReference"/>
-        </w:rPr>
-        <w:endnoteRef/>
-      </w:r>
-      <w:r>
-        <w:continuationSeparator/>
-      </w:r>
-    </w:p>
-  </w:endnote>
-</w:endnotes>
+<file path=word/comments.xml><?xml version="1.0" encoding="utf-8"?>
+<w:comments xmlns:cx="http://schemas.microsoft.com/office/drawing/2014/chartex" xmlns:cx1="http://schemas.microsoft.com/office/drawing/2015/9/8/chartex" xmlns:cx2="http://schemas.microsoft.com/office/drawing/2015/10/21/chartex" xmlns:cx3="http://schemas.microsoft.com/office/drawing/2016/5/9/chartex" xmlns:cx4="http://schemas.microsoft.com/office/drawing/2016/5/10/chartex" xmlns:cx5="http://schemas.microsoft.com/office/drawing/2016/5/11/chartex" xmlns:cx6="http://schemas.microsoft.com/office/drawing/2016/5/12/chartex" xmlns:cx7="http://schemas.microsoft.com/office/drawing/2016/5/13/chartex" xmlns:cx8="http://schemas.microsoft.com/office/drawing/2016/5/14/chartex" xmlns:mc="http://schemas.openxmlformats.org/markup-compatibility/2006" xmlns:aink="http://schemas.microsoft.com/office/drawing/2016/ink" xmlns:am3d="http://schemas.microsoft.com/office/drawing/2017/model3d" xmlns:o="urn:schemas-microsoft-com:office:office" xmlns:r="http://schemas.openxmlformats.org/officeDocument/2006/relationships" xmlns:m="http://schemas.openxmlformats.org/officeDocument/2006/math" xmlns:v="urn:schemas-microsoft-com:vml" xmlns:wp14="http://schemas.microsoft.com/office/word/2010/wordprocessingDrawing" xmlns:wp="http://schemas.openxmlformats.org/drawingml/2006/wordprocessingDrawing" xmlns:w10="urn:schemas-microsoft-com:office:word" xmlns:w="http://schemas.openxmlformats.org/wordprocessingml/2006/main" xmlns:w14="http://schemas.microsoft.com/office/word/2010/wordml" xmlns:w15="http://schemas.microsoft.com/office/word/2012/wordml" xmlns:w16cex="http://schemas.microsoft.com/office/word/2018/wordml/cex" xmlns:w16cid="http://schemas.microsoft.com/office/word/2016/wordml/cid" xmlns:w16="http://schemas.microsoft.com/office/word/2018/wordml" xmlns:w16sdtdh="http://schemas.microsoft.com/office/word/2020/wordml/sdtdatahash" xmlns:w16se="http://schemas.microsoft.com/office/word/2015/wordml/symex" xmlns:wpg="http://schemas.microsoft.com/office/word/2010/wordprocessingGroup" xmlns:wpi="http://schemas.microsoft.com/office/word/2010/wordprocessingInk" xmlns:wne="http://schemas.microsoft.com/office/word/2006/wordml" xmlns:wps="http://schemas.microsoft.com/office/word/2010/wordprocessingShape"/>
 </file>
 
 <file path=word/footer1.xml><?xml version="1.0" encoding="utf-8"?>
@@ -2858,7 +2826,7 @@
 <w:numbering xmlns:wpc="http://schemas.microsoft.com/office/word/2010/wordprocessingCanvas" xmlns:mc="http://schemas.openxmlformats.org/markup-compatibility/2006" xmlns:o="urn:schemas-microsoft-com:office:office" xmlns:r="http://schemas.openxmlformats.org/officeDocument/2006/relationships" xmlns:m="http://schemas.openxmlformats.org/officeDocument/2006/math" xmlns:v="urn:schemas-microsoft-com:vml" xmlns:wp14="http://schemas.microsoft.com/office/word/2010/wordprocessingDrawing" xmlns:wp="http://schemas.openxmlformats.org/drawingml/2006/wordprocessingDrawing" xmlns:w10="urn:schemas-microsoft-com:office:word" xmlns:w="http://schemas.openxmlformats.org/wordprocessingml/2006/main" xmlns:w14="http://schemas.microsoft.com/office/word/2010/wordml" xmlns:w15="http://schemas.microsoft.com/office/word/2012/wordml" xmlns:wpg="http://schemas.microsoft.com/office/word/2010/wordprocessingGroup" xmlns:wpi="http://schemas.microsoft.com/office/word/2010/wordprocessingInk" xmlns:wne="http://schemas.microsoft.com/office/word/2006/wordml" xmlns:wps="http://schemas.microsoft.com/office/word/2010/wordprocessingShape" mc:Ignorable="w14 w15 wp14">
   <w:abstractNum w:abstractNumId="1" w15:restartNumberingAfterBreak="0">
     <w:multiLevelType w:val="hybridMultilevel"/>
-    <w:lvl w:ilvl="0" w:tentative="1">
+    <w:lvl w:ilvl="0" w15:tentative="1">
       <w:start w:val="1"/>
       <w:numFmt w:val="bullet"/>
       <w:lvlText w:val="●"/>
@@ -2867,7 +2835,7 @@
         <w:ind w:left="720" w:hanging="360"/>
       </w:pPr>
     </w:lvl>
-    <w:lvl w:ilvl="1" w:tentative="1">
+    <w:lvl w:ilvl="1" w15:tentative="1">
       <w:start w:val="1"/>
       <w:numFmt w:val="bullet"/>
       <w:lvlText w:val="○"/>
@@ -2876,7 +2844,7 @@
         <w:ind w:left="1440" w:hanging="360"/>
       </w:pPr>
     </w:lvl>
-    <w:lvl w:ilvl="2" w:tentative="1">
+    <w:lvl w:ilvl="2" w15:tentative="1">
       <w:start w:val="1"/>
       <w:numFmt w:val="bullet"/>
       <w:lvlText w:val="■"/>
@@ -2885,7 +2853,7 @@
         <w:ind w:left="2160" w:hanging="360"/>
       </w:pPr>
     </w:lvl>
-    <w:lvl w:ilvl="3" w:tentative="1">
+    <w:lvl w:ilvl="3" w15:tentative="1">
       <w:start w:val="1"/>
       <w:numFmt w:val="bullet"/>
       <w:lvlText w:val="●"/>
@@ -2894,7 +2862,7 @@
         <w:ind w:left="2880" w:hanging="360"/>
       </w:pPr>
     </w:lvl>
-    <w:lvl w:ilvl="4" w:tentative="1">
+    <w:lvl w:ilvl="4" w15:tentative="1">
       <w:start w:val="1"/>
       <w:numFmt w:val="bullet"/>
       <w:lvlText w:val="○"/>
@@ -2903,7 +2871,7 @@
         <w:ind w:left="3600" w:hanging="360"/>
       </w:pPr>
     </w:lvl>
-    <w:lvl w:ilvl="5" w:tentative="1">
+    <w:lvl w:ilvl="5" w15:tentative="1">
       <w:start w:val="1"/>
       <w:numFmt w:val="bullet"/>
       <w:lvlText w:val="■"/>
@@ -2912,7 +2880,7 @@
         <w:ind w:left="4320" w:hanging="360"/>
       </w:pPr>
     </w:lvl>
-    <w:lvl w:ilvl="6" w:tentative="1">
+    <w:lvl w:ilvl="6" w15:tentative="1">
       <w:start w:val="1"/>
       <w:numFmt w:val="bullet"/>
       <w:lvlText w:val="●"/>
@@ -2921,7 +2889,7 @@
         <w:ind w:left="5040" w:hanging="360"/>
       </w:pPr>
     </w:lvl>
-    <w:lvl w:ilvl="7" w:tentative="1">
+    <w:lvl w:ilvl="7" w15:tentative="1">
       <w:start w:val="1"/>
       <w:numFmt w:val="bullet"/>
       <w:lvlText w:val="●"/>
@@ -2930,7 +2898,7 @@
         <w:ind w:left="5760" w:hanging="360"/>
       </w:pPr>
     </w:lvl>
-    <w:lvl w:ilvl="8" w:tentative="1">
+    <w:lvl w:ilvl="8" w15:tentative="1">
       <w:start w:val="1"/>
       <w:numFmt w:val="bullet"/>
       <w:lvlText w:val="●"/>
@@ -2942,7 +2910,7 @@
   </w:abstractNum>
   <w:abstractNum w:abstractNumId="2" w15:restartNumberingAfterBreak="0">
     <w:multiLevelType w:val="hybridMultilevel"/>
-    <w:lvl w:ilvl="0" w:tentative="1">
+    <w:lvl w:ilvl="0" w15:tentative="1">
       <w:start w:val="1"/>
       <w:numFmt w:val="bullet"/>
       <w:lvlText w:val="•"/>
@@ -2979,25 +2947,6 @@
     </w:rPrDefault>
     <w:pPrDefault/>
   </w:docDefaults>
-  <w:style w:type="paragraph" w:styleId="Normal" w:default="1">
-    <w:name w:val="Normal"/>
-    <w:qFormat/>
-  </w:style>
-  <w:style w:type="table" w:styleId="TableNormal" w:default="true">
-    <w:name w:val="Normal Table"/>
-    <w:uiPriority w:val="99"/>
-    <w:semiHidden/>
-    <w:unhideWhenUsed/>
-    <w:tblPr>
-      <w:tblInd w:type="dxa" w:w="0"/>
-      <w:tblCellMar>
-        <w:top w:type="dxa" w:w="0"/>
-        <w:left w:type="dxa" w:w="108"/>
-        <w:bottom w:type="dxa" w:w="0"/>
-        <w:right w:type="dxa" w:w="108"/>
-      </w:tblCellMar>
-    </w:tblPr>
-  </w:style>
   <w:style w:type="paragraph" w:styleId="Title">
     <w:name w:val="Title"/>
     <w:basedOn w:val="Normal"/>
@@ -3132,332 +3081,5 @@
       <w:szCs w:val="20"/>
     </w:rPr>
   </w:style>
-  <w:style w:type="character" w:styleId="EndnoteReference">
-    <w:name w:val="endnote reference"/>
-    <w:basedOn w:val="DefaultParagraphFont"/>
-    <w:uiPriority w:val="99"/>
-    <w:semiHidden/>
-    <w:unhideWhenUsed/>
-    <w:rPr>
-      <w:vertAlign w:val="superscript"/>
-    </w:rPr>
-  </w:style>
-  <w:style w:type="paragraph" w:styleId="EndnoteText">
-    <w:name w:val="endnote text"/>
-    <w:basedOn w:val="Normal"/>
-    <w:link w:val="EndnoteTextChar"/>
-    <w:uiPriority w:val="99"/>
-    <w:semiHidden/>
-    <w:unhideWhenUsed/>
-    <w:pPr>
-      <w:spacing w:after="0" w:line="240" w:lineRule="auto"/>
-    </w:pPr>
-    <w:rPr>
-      <w:sz w:val="20"/>
-      <w:szCs w:val="20"/>
-    </w:rPr>
-  </w:style>
-  <w:style w:type="character" w:styleId="EndnoteTextChar">
-    <w:name w:val="Endnote Text Char"/>
-    <w:basedOn w:val="DefaultParagraphFont"/>
-    <w:link w:val="EndnoteText"/>
-    <w:uiPriority w:val="99"/>
-    <w:semiHidden/>
-    <w:unhideWhenUsed/>
-    <w:rPr>
-      <w:sz w:val="20"/>
-      <w:szCs w:val="20"/>
-    </w:rPr>
-  </w:style>
 </w:styles>
-</file>
-
-<file path=word/theme/theme1.xml><?xml version="1.0" encoding="utf-8"?>
-<a:theme xmlns:a="http://schemas.openxmlformats.org/drawingml/2006/main" name="Office Theme">
-  <a:themeElements>
-    <a:clrScheme name="Office">
-      <a:dk1>
-        <a:sysClr val="windowText" lastClr="000000"/>
-      </a:dk1>
-      <a:lt1>
-        <a:sysClr val="window" lastClr="FFFFFF"/>
-      </a:lt1>
-      <a:dk2>
-        <a:srgbClr val="44546A"/>
-      </a:dk2>
-      <a:lt2>
-        <a:srgbClr val="E7E6E6"/>
-      </a:lt2>
-      <a:accent1>
-        <a:srgbClr val="4472C4"/>
-      </a:accent1>
-      <a:accent2>
-        <a:srgbClr val="ED7D31"/>
-      </a:accent2>
-      <a:accent3>
-        <a:srgbClr val="A5A5A5"/>
-      </a:accent3>
-      <a:accent4>
-        <a:srgbClr val="FFC000"/>
-      </a:accent4>
-      <a:accent5>
-        <a:srgbClr val="5B9BD5"/>
-      </a:accent5>
-      <a:accent6>
-        <a:srgbClr val="70AD47"/>
-      </a:accent6>
-      <a:hlink>
-        <a:srgbClr val="0563C1"/>
-      </a:hlink>
-      <a:folHlink>
-        <a:srgbClr val="954F72"/>
-      </a:folHlink>
-    </a:clrScheme>
-    <a:fontScheme name="Office">
-      <a:majorFont>
-        <a:latin typeface="Calibri Light" panose="020F0302020204030204"/>
-        <a:ea typeface=""/>
-        <a:cs typeface=""/>
-        <a:font script="Jpan" typeface="游ゴシック Light"/>
-        <a:font script="Hang" typeface="맑은 고딕"/>
-        <a:font script="Hans" typeface="等线 Light"/>
-        <a:font script="Hant" typeface="新細明體"/>
-        <a:font script="Arab" typeface="Times New Roman"/>
-        <a:font script="Hebr" typeface="Times New Roman"/>
-        <a:font script="Thai" typeface="Angsana New"/>
-        <a:font script="Ethi" typeface="Nyala"/>
-        <a:font script="Beng" typeface="Vrinda"/>
-        <a:font script="Gujr" typeface="Shruti"/>
-        <a:font script="Khmr" typeface="MoolBoran"/>
-        <a:font script="Knda" typeface="Tunga"/>
-        <a:font script="Guru" typeface="Raavi"/>
-        <a:font script="Cans" typeface="Euphemia"/>
-        <a:font script="Cher" typeface="Plantagenet Cherokee"/>
-        <a:font script="Yiii" typeface="Microsoft Yi Baiti"/>
-        <a:font script="Tibt" typeface="Microsoft Himalaya"/>
-        <a:font script="Thaa" typeface="MV Boli"/>
-        <a:font script="Deva" typeface="Mangal"/>
-        <a:font script="Telu" typeface="Gautami"/>
-        <a:font script="Taml" typeface="Latha"/>
-        <a:font script="Syrc" typeface="Estrangelo Edessa"/>
-        <a:font script="Orya" typeface="Kalinga"/>
-        <a:font script="Mlym" typeface="Kartika"/>
-        <a:font script="Laoo" typeface="DokChampa"/>
-        <a:font script="Sinh" typeface="Iskoola Pota"/>
-        <a:font script="Mong" typeface="Mongolian Baiti"/>
-        <a:font script="Viet" typeface="Times New Roman"/>
-        <a:font script="Uigh" typeface="Microsoft Uighur"/>
-        <a:font script="Geor" typeface="Sylfaen"/>
-        <a:font script="Armn" typeface="Arial"/>
-        <a:font script="Bugi" typeface="Leelawadee UI"/>
-        <a:font script="Bopo" typeface="Microsoft JhengHei"/>
-        <a:font script="Java" typeface="Javanese Text"/>
-        <a:font script="Lisu" typeface="Segoe UI"/>
-        <a:font script="Mymr" typeface="Myanmar Text"/>
-        <a:font script="Nkoo" typeface="Ebrima"/>
-        <a:font script="Olck" typeface="Nirmala UI"/>
-        <a:font script="Osma" typeface="Ebrima"/>
-        <a:font script="Phag" typeface="Phagspa"/>
-        <a:font script="Syrn" typeface="Estrangelo Edessa"/>
-        <a:font script="Syrj" typeface="Estrangelo Edessa"/>
-        <a:font script="Syre" typeface="Estrangelo Edessa"/>
-        <a:font script="Sora" typeface="Nirmala UI"/>
-        <a:font script="Tale" typeface="Microsoft Tai Le"/>
-        <a:font script="Talu" typeface="Microsoft New Tai Lue"/>
-        <a:font script="Tfng" typeface="Ebrima"/>
-      </a:majorFont>
-      <a:minorFont>
-        <a:latin typeface="Calibri" panose="020F0502020204030204"/>
-        <a:ea typeface=""/>
-        <a:cs typeface=""/>
-        <a:font script="Jpan" typeface="游明朝"/>
-        <a:font script="Hang" typeface="맑은 고딕"/>
-        <a:font script="Hans" typeface="等线"/>
-        <a:font script="Hant" typeface="新細明體"/>
-        <a:font script="Arab" typeface="Arial"/>
-        <a:font script="Hebr" typeface="Arial"/>
-        <a:font script="Thai" typeface="Cordia New"/>
-        <a:font script="Ethi" typeface="Nyala"/>
-        <a:font script="Beng" typeface="Vrinda"/>
-        <a:font script="Gujr" typeface="Shruti"/>
-        <a:font script="Khmr" typeface="DaunPenh"/>
-        <a:font script="Knda" typeface="Tunga"/>
-        <a:font script="Guru" typeface="Raavi"/>
-        <a:font script="Cans" typeface="Euphemia"/>
-        <a:font script="Cher" typeface="Plantagenet Cherokee"/>
-        <a:font script="Yiii" typeface="Microsoft Yi Baiti"/>
-        <a:font script="Tibt" typeface="Microsoft Himalaya"/>
-        <a:font script="Thaa" typeface="MV Boli"/>
-        <a:font script="Deva" typeface="Mangal"/>
-        <a:font script="Telu" typeface="Gautami"/>
-        <a:font script="Taml" typeface="Latha"/>
-        <a:font script="Syrc" typeface="Estrangelo Edessa"/>
-        <a:font script="Orya" typeface="Kalinga"/>
-        <a:font script="Mlym" typeface="Kartika"/>
-        <a:font script="Laoo" typeface="DokChampa"/>
-        <a:font script="Sinh" typeface="Iskoola Pota"/>
-        <a:font script="Mong" typeface="Mongolian Baiti"/>
-        <a:font script="Viet" typeface="Arial"/>
-        <a:font script="Uigh" typeface="Microsoft Uighur"/>
-        <a:font script="Geor" typeface="Sylfaen"/>
-        <a:font script="Armn" typeface="Arial"/>
-        <a:font script="Bugi" typeface="Leelawadee UI"/>
-        <a:font script="Bopo" typeface="Microsoft JhengHei"/>
-        <a:font script="Java" typeface="Javanese Text"/>
-        <a:font script="Lisu" typeface="Segoe UI"/>
-        <a:font script="Mymr" typeface="Myanmar Text"/>
-        <a:font script="Nkoo" typeface="Ebrima"/>
-        <a:font script="Olck" typeface="Nirmala UI"/>
-        <a:font script="Osma" typeface="Ebrima"/>
-        <a:font script="Phag" typeface="Phagspa"/>
-        <a:font script="Syrn" typeface="Estrangelo Edessa"/>
-        <a:font script="Syrj" typeface="Estrangelo Edessa"/>
-        <a:font script="Syre" typeface="Estrangelo Edessa"/>
-        <a:font script="Sora" typeface="Nirmala UI"/>
-        <a:font script="Tale" typeface="Microsoft Tai Le"/>
-        <a:font script="Talu" typeface="Microsoft New Tai Lue"/>
-        <a:font script="Tfng" typeface="Ebrima"/>
-      </a:minorFont>
-    </a:fontScheme>
-    <a:fmtScheme name="Office">
-      <a:fillStyleLst>
-        <a:solidFill>
-          <a:schemeClr val="phClr"/>
-        </a:solidFill>
-        <a:gradFill rotWithShape="true">
-          <a:gsLst>
-            <a:gs pos="0">
-              <a:schemeClr val="phClr">
-                <a:lumMod val="110000"/>
-                <a:satMod val="105000"/>
-                <a:tint val="67000"/>
-              </a:schemeClr>
-            </a:gs>
-            <a:gs pos="50000">
-              <a:schemeClr val="phClr">
-                <a:lumMod val="105000"/>
-                <a:satMod val="103000"/>
-                <a:tint val="73000"/>
-              </a:schemeClr>
-            </a:gs>
-            <a:gs pos="100000">
-              <a:schemeClr val="phClr">
-                <a:lumMod val="105000"/>
-                <a:satMod val="109000"/>
-                <a:tint val="81000"/>
-              </a:schemeClr>
-            </a:gs>
-          </a:gsLst>
-          <a:lin ang="5400000" scaled="false"/>
-        </a:gradFill>
-        <a:gradFill rotWithShape="true">
-          <a:gsLst>
-            <a:gs pos="0">
-              <a:schemeClr val="phClr">
-                <a:satMod val="103000"/>
-                <a:lumMod val="102000"/>
-                <a:tint val="94000"/>
-              </a:schemeClr>
-            </a:gs>
-            <a:gs pos="50000">
-              <a:schemeClr val="phClr">
-                <a:satMod val="110000"/>
-                <a:lumMod val="100000"/>
-                <a:shade val="100000"/>
-              </a:schemeClr>
-            </a:gs>
-            <a:gs pos="100000">
-              <a:schemeClr val="phClr">
-                <a:lumMod val="99000"/>
-                <a:satMod val="120000"/>
-                <a:shade val="78000"/>
-              </a:schemeClr>
-            </a:gs>
-          </a:gsLst>
-          <a:lin ang="5400000" scaled="false"/>
-        </a:gradFill>
-      </a:fillStyleLst>
-      <a:lnStyleLst>
-        <a:ln w="6350" cap="flat" cmpd="sng" algn="ctr">
-          <a:solidFill>
-            <a:schemeClr val="phClr"/>
-          </a:solidFill>
-          <a:prstDash val="solid"/>
-          <a:miter lim="800000"/>
-        </a:ln>
-        <a:ln w="12700" cap="flat" cmpd="sng" algn="ctr">
-          <a:solidFill>
-            <a:schemeClr val="phClr"/>
-          </a:solidFill>
-          <a:prstDash val="solid"/>
-          <a:miter lim="800000"/>
-        </a:ln>
-        <a:ln w="19050" cap="flat" cmpd="sng" algn="ctr">
-          <a:solidFill>
-            <a:schemeClr val="phClr"/>
-          </a:solidFill>
-          <a:prstDash val="solid"/>
-          <a:miter lim="800000"/>
-        </a:ln>
-      </a:lnStyleLst>
-      <a:effectStyleLst>
-        <a:effectStyle>
-          <a:effectLst/>
-        </a:effectStyle>
-        <a:effectStyle>
-          <a:effectLst/>
-        </a:effectStyle>
-        <a:effectStyle>
-          <a:effectLst>
-            <a:outerShdw blurRad="57150" dist="19050" dir="5400000" algn="ctr" rotWithShape="false">
-              <a:srgbClr val="000000">
-                <a:alpha val="63000"/>
-              </a:srgbClr>
-            </a:outerShdw>
-          </a:effectLst>
-        </a:effectStyle>
-      </a:effectStyleLst>
-      <a:bgFillStyleLst>
-        <a:solidFill>
-          <a:schemeClr val="phClr"/>
-        </a:solidFill>
-        <a:solidFill>
-          <a:schemeClr val="phClr">
-            <a:tint val="95000"/>
-            <a:satMod val="170000"/>
-          </a:schemeClr>
-        </a:solidFill>
-        <a:gradFill rotWithShape="true">
-          <a:gsLst>
-            <a:gs pos="0">
-              <a:schemeClr val="phClr">
-                <a:tint val="93000"/>
-                <a:satMod val="150000"/>
-                <a:shade val="98000"/>
-                <a:lumMod val="102000"/>
-              </a:schemeClr>
-            </a:gs>
-            <a:gs pos="50000">
-              <a:schemeClr val="phClr">
-                <a:tint val="98000"/>
-                <a:satMod val="130000"/>
-                <a:shade val="90000"/>
-                <a:lumMod val="103000"/>
-              </a:schemeClr>
-            </a:gs>
-            <a:gs pos="100000">
-              <a:schemeClr val="phClr">
-                <a:shade val="63000"/>
-                <a:satMod val="120000"/>
-              </a:schemeClr>
-            </a:gs>
-          </a:gsLst>
-          <a:lin ang="5400000" scaled="false"/>
-        </a:gradFill>
-      </a:bgFillStyleLst>
-    </a:fmtScheme>
-  </a:themeElements>
-  <a:objectDefaults/>
-  <a:extraClrSchemeLst/>
-</a:theme>
 </file>
--- a/3_Para_el_jurado/Propuesta_Tigo_Predice.docx
+++ b/3_Para_el_jurado/Propuesta_Tigo_Predice.docx
@@ -171,7 +171,7 @@
                 <w:sz w:val="20"/>
                 <w:szCs w:val="20"/>
               </w:rPr>
-              <w:t xml:space="preserve">Participante(s)</w:t>
+              <w:t xml:space="preserve">Autoría</w:t>
             </w:r>
           </w:p>
         </w:tc>
@@ -195,14 +195,10 @@
             <w:r>
               <w:rPr>
                 <w:rFonts w:ascii="Calibri" w:cs="Calibri" w:eastAsia="Calibri" w:hAnsi="Calibri"/>
-                <w:b/>
-                <w:bCs/>
                 <w:sz w:val="22"/>
                 <w:szCs w:val="22"/>
-                <w:highlight w:val="yellow"/>
-                <w:highlightCs w:val="yellow"/>
-              </w:rPr>
-              <w:t xml:space="preserve">[Nombre completo] · [Área] · [Correo] · [Extensión]</w:t>
+              </w:rPr>
+              <w:t xml:space="preserve">Sandra Jimenez · Asistente de Experiencia B2B · sandra.jimenez@tigo.com.hn</w:t>
             </w:r>
           </w:p>
         </w:tc>

--- a/3_Para_el_jurado/Propuesta_Tigo_Predice.docx
+++ b/3_Para_el_jurado/Propuesta_Tigo_Predice.docx
@@ -2069,7 +2069,7 @@
           <w:sz w:val="28"/>
           <w:szCs w:val="28"/>
         </w:rPr>
-        <w:t xml:space="preserve">7. Seguridad y privacidad (vara de hiperescalador)</w:t>
+        <w:t xml:space="preserve">7. Seguridad y privacidad (marcos internacionales)</w:t>
       </w:r>
     </w:p>
     <w:p>
